--- a/In-Class-Activities/ICA 2-1 - Hello, Who Are You.docx
+++ b/In-Class-Activities/ICA 2-1 - Hello, Who Are You.docx
@@ -755,14 +755,7 @@
           <w:rFonts w:ascii="Bahnschrift" w:eastAsia="Bahnschrift" w:hAnsi="Bahnschrift" w:cs="Bahnschrift"/>
           <w:color w:val="000000"/>
         </w:rPr>
-        <w:t>W</w:t>
-      </w:r>
-      <w:r>
-        <w:rPr>
-          <w:rFonts w:ascii="Bahnschrift" w:eastAsia="Bahnschrift" w:hAnsi="Bahnschrift" w:cs="Bahnschrift"/>
-          <w:color w:val="000000"/>
-        </w:rPr>
-        <w:t>rite your code in PyCharm. Do not type code straight into this document - Word turns straight quotation marks into curly ones and your program stops working</w:t>
+        <w:t>Write your code in PyCharm, in the day17 file you made in class. Do not type code straight into this document - Word turns straight quotation marks into curly ones and your program stops working</w:t>
       </w:r>
     </w:p>
     <w:p>
@@ -810,6 +803,22 @@
           <w:rFonts w:ascii="Bahnschrift" w:eastAsia="Bahnschrift" w:hAnsi="Bahnschrift" w:cs="Bahnschrift"/>
           <w:color w:val="000000"/>
         </w:rPr>
+        <w:t>Nine skill checks today, each one marked done or not done. Something ugly in the box is worth more than an empty box</w:t>
+      </w:r>
+    </w:p>
+    <w:p>
+      <w:pPr>
+        <w:numPr>
+          <w:ilvl w:val="0"/>
+          <w:numId w:val="46"/>
+        </w:numPr>
+        <w:spacing w:after="40" w:line="240" w:lineRule="auto"/>
+      </w:pPr>
+      <w:r>
+        <w:rPr>
+          <w:rFonts w:ascii="Bahnschrift" w:eastAsia="Bahnschrift" w:hAnsi="Bahnschrift" w:cs="Bahnschrift"/>
+          <w:color w:val="000000"/>
+        </w:rPr>
         <w:t>If it broke, paste the red error message and write one line about what you tried</w:t>
       </w:r>
     </w:p>
@@ -855,7 +864,7 @@
           <w:rFonts w:ascii="Bahnschrift" w:eastAsia="Bahnschrift" w:hAnsi="Bahnschrift" w:cs="Bahnschrift"/>
           <w:color w:val="000000"/>
         </w:rPr>
-        <w:t>SKILL CHECK 1 - MAKE IT TALK</w:t>
+        <w:t>SKILL CHECK 1 - IT LIVES</w:t>
       </w:r>
     </w:p>
     <w:p>
@@ -867,7 +876,67 @@
           <w:rFonts w:ascii="Bahnschrift" w:eastAsia="Bahnschrift" w:hAnsi="Bahnschrift" w:cs="Bahnschrift"/>
           <w:color w:val="000000"/>
         </w:rPr>
-        <w:t>Print your name on one line and today’s date on the next. Two lines of output, two print statements.</w:t>
+        <w:t>Prove PyCharm is on your machine and running. Open Help, then About - on a Mac it is PyCharm, then About PyCharm - and paste the version line it shows you.</w:t>
+      </w:r>
+    </w:p>
+    <w:p>
+      <w:pPr>
+        <w:pStyle w:val="CSBody"/>
+        <w:rPr>
+          <w:rFonts w:eastAsia="Bahnschrift" w:cs="Bahnschrift"/>
+          <w:b/>
+          <w:bCs/>
+        </w:rPr>
+      </w:pPr>
+    </w:p>
+    <w:p>
+      <w:pPr>
+        <w:pStyle w:val="CSBody"/>
+      </w:pPr>
+      <w:r>
+        <w:rPr>
+          <w:rFonts w:eastAsia="Bahnschrift" w:cs="Bahnschrift"/>
+          <w:b/>
+          <w:bCs/>
+        </w:rPr>
+        <w:t>THE VERSION LINE</w:t>
+      </w:r>
+    </w:p>
+    <w:p>
+      <w:pPr>
+        <w:pBdr>
+          <w:top w:val="single" w:sz="4" w:space="4" w:color="BFBFBF"/>
+          <w:left w:val="single" w:sz="4" w:space="4" w:color="BFBFBF"/>
+          <w:bottom w:val="single" w:sz="4" w:space="4" w:color="BFBFBF"/>
+          <w:right w:val="single" w:sz="4" w:space="4" w:color="BFBFBF"/>
+        </w:pBdr>
+        <w:shd w:val="clear" w:color="auto" w:fill="F2F2F2"/>
+        <w:spacing w:before="40" w:after="160" w:line="240" w:lineRule="auto"/>
+      </w:pPr>
+    </w:p>
+    <w:p>
+      <w:pPr>
+        <w:pStyle w:val="CSHeader"/>
+        <w:spacing w:before="80" w:after="80"/>
+      </w:pPr>
+      <w:r>
+        <w:rPr>
+          <w:rFonts w:ascii="Bahnschrift" w:eastAsia="Bahnschrift" w:hAnsi="Bahnschrift" w:cs="Bahnschrift"/>
+          <w:color w:val="000000"/>
+        </w:rPr>
+        <w:t>SKILL CHECK 2 - FIRST LIGHT</w:t>
+      </w:r>
+    </w:p>
+    <w:p>
+      <w:pPr>
+        <w:spacing w:after="100" w:line="240" w:lineRule="auto"/>
+      </w:pPr>
+      <w:r>
+        <w:rPr>
+          <w:rFonts w:ascii="Bahnschrift" w:eastAsia="Bahnschrift" w:hAnsi="Bahnschrift" w:cs="Bahnschrift"/>
+          <w:color w:val="000000"/>
+        </w:rPr>
+        <w:t>Prove it ran. Paste the line you typed, and the text that came back in the run panel underneath it.</w:t>
       </w:r>
     </w:p>
     <w:p>
@@ -905,6 +974,7 @@
           <w:b/>
           <w:bCs/>
         </w:rPr>
+        <w:lastRenderedPageBreak/>
         <w:t>TERMINAL OUTPUT</w:t>
       </w:r>
     </w:p>
@@ -930,7 +1000,7 @@
           <w:rFonts w:ascii="Bahnschrift" w:eastAsia="Bahnschrift" w:hAnsi="Bahnschrift" w:cs="Bahnschrift"/>
           <w:color w:val="000000"/>
         </w:rPr>
-        <w:t>SKILL CHECK 2 - THREE BOXES</w:t>
+        <w:t>SKILL CHECK 3 - TWO LINES, TWO PRINTS</w:t>
       </w:r>
     </w:p>
     <w:p>
@@ -942,7 +1012,7 @@
           <w:rFonts w:ascii="Bahnschrift" w:eastAsia="Bahnschrift" w:hAnsi="Bahnschrift" w:cs="Bahnschrift"/>
           <w:color w:val="000000"/>
         </w:rPr>
-        <w:t>Make three variables: your name, your grade, and one thing you lose time to every week. Then print one sentence that uses all three of them.</w:t>
+        <w:t>Print your name on one line and today's date on the next. Two lines of output, two print statements, straight quotes on all four ends.</w:t>
       </w:r>
     </w:p>
     <w:p>
@@ -1005,7 +1075,7 @@
           <w:rFonts w:ascii="Bahnschrift" w:eastAsia="Bahnschrift" w:hAnsi="Bahnschrift" w:cs="Bahnschrift"/>
           <w:color w:val="000000"/>
         </w:rPr>
-        <w:t>SKILL CHECK 3 - ASK A QUESTION</w:t>
+        <w:t>SKILL CHECK 4 - THREE BOXES</w:t>
       </w:r>
     </w:p>
     <w:p>
@@ -1017,7 +1087,19 @@
           <w:rFonts w:ascii="Bahnschrift" w:eastAsia="Bahnschrift" w:hAnsi="Bahnschrift" w:cs="Bahnschrift"/>
           <w:color w:val="000000"/>
         </w:rPr>
-        <w:t>Ask whoever is running the program for their name, then greet them by it. The greeting has to use what they typed, not the word "name".</w:t>
+        <w:t>Make three variables: your name, your grade, and one thing that eats your time every week. Then print one sentence that uses all three of them.</w:t>
+      </w:r>
+    </w:p>
+    <w:p>
+      <w:pPr>
+        <w:spacing w:after="100" w:line="240" w:lineRule="auto"/>
+      </w:pPr>
+      <w:r>
+        <w:rPr>
+          <w:rFonts w:ascii="Bahnschrift" w:eastAsia="Bahnschrift" w:hAnsi="Bahnschrift" w:cs="Bahnschrift"/>
+          <w:color w:val="000000"/>
+        </w:rPr>
+        <w:t>Nothing in that sentence gets typed twice. If the word is already sitting in a variable, use the variable.</w:t>
       </w:r>
     </w:p>
     <w:p>
@@ -1080,7 +1162,7 @@
           <w:rFonts w:ascii="Bahnschrift" w:eastAsia="Bahnschrift" w:hAnsi="Bahnschrift" w:cs="Bahnschrift"/>
           <w:color w:val="000000"/>
         </w:rPr>
-        <w:t>SKILL CHECK 4 - NUMBERS ARE NOT TEXT</w:t>
+        <w:t>SKILL CHECK 5 - ASK A QUESTION</w:t>
       </w:r>
     </w:p>
     <w:p>
@@ -1092,131 +1174,7 @@
           <w:rFonts w:ascii="Bahnschrift" w:eastAsia="Bahnschrift" w:hAnsi="Bahnschrift" w:cs="Bahnschrift"/>
           <w:color w:val="000000"/>
         </w:rPr>
-        <w:t>Ask for two numbers, add them together, and print the total. Do it in this order, on purpose.</w:t>
-      </w:r>
-    </w:p>
-    <w:p>
-      <w:pPr>
-        <w:spacing w:after="100" w:line="240" w:lineRule="auto"/>
-      </w:pPr>
-      <w:r>
-        <w:rPr>
-          <w:rFonts w:ascii="Bahnschrift" w:eastAsia="Bahnschrift" w:hAnsi="Bahnschrift" w:cs="Bahnschrift"/>
-          <w:b/>
-          <w:bCs/>
-          <w:color w:val="000000"/>
-        </w:rPr>
-        <w:t xml:space="preserve">First: </w:t>
-      </w:r>
-      <w:r>
-        <w:rPr>
-          <w:rFonts w:ascii="Bahnschrift" w:eastAsia="Bahnschrift" w:hAnsi="Bahnschrift" w:cs="Bahnschrift"/>
-          <w:color w:val="000000"/>
-        </w:rPr>
-        <w:t>write it without using int(), run it, and paste the error you get.</w:t>
-      </w:r>
-    </w:p>
-    <w:p>
-      <w:pPr>
-        <w:pStyle w:val="CSBody"/>
-      </w:pPr>
-      <w:r>
-        <w:rPr>
-          <w:rFonts w:eastAsia="Bahnschrift" w:cs="Bahnschrift"/>
-          <w:b/>
-          <w:bCs/>
-        </w:rPr>
-        <w:t>THE BROKEN VERSION, AND THE ERROR</w:t>
-      </w:r>
-    </w:p>
-    <w:p>
-      <w:pPr>
-        <w:pBdr>
-          <w:top w:val="single" w:sz="4" w:space="4" w:color="BFBFBF"/>
-          <w:left w:val="single" w:sz="4" w:space="4" w:color="BFBFBF"/>
-          <w:bottom w:val="single" w:sz="4" w:space="4" w:color="BFBFBF"/>
-          <w:right w:val="single" w:sz="4" w:space="4" w:color="BFBFBF"/>
-        </w:pBdr>
-        <w:shd w:val="clear" w:color="auto" w:fill="F2F2F2"/>
-        <w:spacing w:before="40" w:after="160" w:line="240" w:lineRule="auto"/>
-      </w:pPr>
-    </w:p>
-    <w:p>
-      <w:pPr>
-        <w:spacing w:after="100" w:line="240" w:lineRule="auto"/>
-      </w:pPr>
-      <w:r>
-        <w:rPr>
-          <w:rFonts w:ascii="Bahnschrift" w:eastAsia="Bahnschrift" w:hAnsi="Bahnschrift" w:cs="Bahnschrift"/>
-          <w:b/>
-          <w:bCs/>
-          <w:color w:val="000000"/>
-        </w:rPr>
-        <w:t xml:space="preserve">Then: </w:t>
-      </w:r>
-      <w:r>
-        <w:rPr>
-          <w:rFonts w:ascii="Bahnschrift" w:eastAsia="Bahnschrift" w:hAnsi="Bahnschrift" w:cs="Bahnschrift"/>
-          <w:color w:val="000000"/>
-        </w:rPr>
-        <w:t>fix it so the total is actually a total, and paste the working version with its output.</w:t>
-      </w:r>
-    </w:p>
-    <w:p>
-      <w:pPr>
-        <w:pStyle w:val="CSBody"/>
-      </w:pPr>
-      <w:r>
-        <w:rPr>
-          <w:rFonts w:eastAsia="Bahnschrift" w:cs="Bahnschrift"/>
-          <w:b/>
-          <w:bCs/>
-        </w:rPr>
-        <w:t>THE WORKING VERSION, AND ITS OUTPUT</w:t>
-      </w:r>
-    </w:p>
-    <w:p>
-      <w:pPr>
-        <w:pBdr>
-          <w:top w:val="single" w:sz="4" w:space="4" w:color="BFBFBF"/>
-          <w:left w:val="single" w:sz="4" w:space="4" w:color="BFBFBF"/>
-          <w:bottom w:val="single" w:sz="4" w:space="4" w:color="BFBFBF"/>
-          <w:right w:val="single" w:sz="4" w:space="4" w:color="BFBFBF"/>
-        </w:pBdr>
-        <w:shd w:val="clear" w:color="auto" w:fill="F2F2F2"/>
-        <w:spacing w:before="40" w:after="160" w:line="240" w:lineRule="auto"/>
-      </w:pPr>
-    </w:p>
-    <w:p>
-      <w:pPr>
-        <w:pStyle w:val="CSHeader"/>
-        <w:spacing w:before="80" w:after="80"/>
-      </w:pPr>
-      <w:r>
-        <w:rPr>
-          <w:rFonts w:ascii="Bahnschrift" w:eastAsia="Bahnschrift" w:hAnsi="Bahnschrift" w:cs="Bahnschrift"/>
-          <w:color w:val="000000"/>
-        </w:rPr>
-        <w:t>SKILL CHECK 5 - YOUR FIRST TOOL</w:t>
-      </w:r>
-    </w:p>
-    <w:p>
-      <w:pPr>
-        <w:spacing w:after="100" w:line="240" w:lineRule="auto"/>
-      </w:pPr>
-      <w:r>
-        <w:rPr>
-          <w:rFonts w:ascii="Bahnschrift" w:eastAsia="Bahnschrift" w:hAnsi="Bahnschrift" w:cs="Bahnschrift"/>
-          <w:color w:val="000000"/>
-        </w:rPr>
-        <w:t xml:space="preserve">Ask three questions - their name, what they lose time to, and how many minutes a week it costs them. Then print a </w:t>
-      </w:r>
-      <w:r>
-        <w:rPr>
-          <w:rFonts w:ascii="Bahnschrift" w:eastAsia="Bahnschrift" w:hAnsi="Bahnschrift" w:cs="Bahnschrift"/>
-          <w:color w:val="000000"/>
-        </w:rPr>
-        <w:t xml:space="preserve">summary that uses all three answers. </w:t>
+        <w:t>Ask whoever is running the program for their name, then greet them by it. The greeting has to use what they typed, not the word name.</w:t>
       </w:r>
     </w:p>
     <w:p>
@@ -1279,7 +1237,8 @@
           <w:rFonts w:ascii="Bahnschrift" w:eastAsia="Bahnschrift" w:hAnsi="Bahnschrift" w:cs="Bahnschrift"/>
           <w:color w:val="000000"/>
         </w:rPr>
-        <w:t>LAST QUESTION</w:t>
+        <w:lastRenderedPageBreak/>
+        <w:t>SKILL CHECK 6 - BREAK IT ON PURPOSE</w:t>
       </w:r>
     </w:p>
     <w:p>
@@ -1291,7 +1250,28 @@
           <w:rFonts w:ascii="Bahnschrift" w:eastAsia="Bahnschrift" w:hAnsi="Bahnschrift" w:cs="Bahnschrift"/>
           <w:color w:val="000000"/>
         </w:rPr>
-        <w:t>Which error did you see most today, and what did it turn out to mean? Two sentences.</w:t>
+        <w:t>Ask for a number of minutes, then try to print that number with 5 added to it. Do not use int() anywhere. Run it.</w:t>
+      </w:r>
+    </w:p>
+    <w:p>
+      <w:pPr>
+        <w:spacing w:after="100" w:line="240" w:lineRule="auto"/>
+      </w:pPr>
+      <w:r>
+        <w:rPr>
+          <w:rFonts w:ascii="Bahnschrift" w:eastAsia="Bahnschrift" w:hAnsi="Bahnschrift" w:cs="Bahnschrift"/>
+          <w:b/>
+          <w:bCs/>
+          <w:color w:val="000000"/>
+        </w:rPr>
+        <w:t xml:space="preserve">This one is complete when the red error is in the box. </w:t>
+      </w:r>
+      <w:r>
+        <w:rPr>
+          <w:rFonts w:ascii="Bahnschrift" w:eastAsia="Bahnschrift" w:hAnsi="Bahnschrift" w:cs="Bahnschrift"/>
+          <w:color w:val="000000"/>
+        </w:rPr>
+        <w:t>Paste the whole error, then write one line saying what you think Python was complaining about.</w:t>
       </w:r>
     </w:p>
     <w:p>
@@ -1304,8 +1284,7 @@
           <w:b/>
           <w:bCs/>
         </w:rPr>
-        <w:lastRenderedPageBreak/>
-        <w:t>YOUR ANSWER</w:t>
+        <w:t>THE BROKEN VERSION, AND THE RED ERROR</w:t>
       </w:r>
     </w:p>
     <w:p>
@@ -1316,6 +1295,257 @@
           <w:bottom w:val="single" w:sz="4" w:space="4" w:color="BFBFBF"/>
           <w:right w:val="single" w:sz="4" w:space="4" w:color="BFBFBF"/>
         </w:pBdr>
+        <w:shd w:val="clear" w:color="auto" w:fill="F2F2F2"/>
+        <w:spacing w:before="40" w:after="160" w:line="240" w:lineRule="auto"/>
+      </w:pPr>
+    </w:p>
+    <w:p>
+      <w:pPr>
+        <w:pStyle w:val="CSBody"/>
+      </w:pPr>
+      <w:r>
+        <w:rPr>
+          <w:rFonts w:eastAsia="Bahnschrift" w:cs="Bahnschrift"/>
+          <w:b/>
+          <w:bCs/>
+        </w:rPr>
+        <w:t>WHAT THE ERROR WAS COMPLAINING ABOUT</w:t>
+      </w:r>
+    </w:p>
+    <w:p>
+      <w:pPr>
+        <w:pBdr>
+          <w:top w:val="single" w:sz="4" w:space="4" w:color="BFBFBF"/>
+          <w:left w:val="single" w:sz="4" w:space="4" w:color="BFBFBF"/>
+          <w:bottom w:val="single" w:sz="4" w:space="4" w:color="BFBFBF"/>
+          <w:right w:val="single" w:sz="4" w:space="4" w:color="BFBFBF"/>
+        </w:pBdr>
+        <w:shd w:val="clear" w:color="auto" w:fill="F2F2F2"/>
+        <w:spacing w:before="40" w:after="160" w:line="240" w:lineRule="auto"/>
+      </w:pPr>
+    </w:p>
+    <w:p>
+      <w:pPr>
+        <w:pStyle w:val="CSHeader"/>
+        <w:spacing w:before="80" w:after="80"/>
+      </w:pPr>
+      <w:r>
+        <w:rPr>
+          <w:rFonts w:ascii="Bahnschrift" w:eastAsia="Bahnschrift" w:hAnsi="Bahnschrift" w:cs="Bahnschrift"/>
+          <w:color w:val="000000"/>
+        </w:rPr>
+        <w:t>SKILL CHECK 7 - FIX IT</w:t>
+      </w:r>
+    </w:p>
+    <w:p>
+      <w:pPr>
+        <w:spacing w:after="100" w:line="240" w:lineRule="auto"/>
+      </w:pPr>
+      <w:r>
+        <w:rPr>
+          <w:rFonts w:ascii="Bahnschrift" w:eastAsia="Bahnschrift" w:hAnsi="Bahnschrift" w:cs="Bahnschrift"/>
+          <w:color w:val="000000"/>
+        </w:rPr>
+        <w:t>Same program, now with int() wrapped around the input. Paste the working version and the output that proves the addition actually happened.</w:t>
+      </w:r>
+    </w:p>
+    <w:p>
+      <w:pPr>
+        <w:pStyle w:val="CSBody"/>
+      </w:pPr>
+      <w:r>
+        <w:rPr>
+          <w:rFonts w:eastAsia="Bahnschrift" w:cs="Bahnschrift"/>
+          <w:b/>
+          <w:bCs/>
+        </w:rPr>
+        <w:t>YOUR CODE</w:t>
+      </w:r>
+    </w:p>
+    <w:p>
+      <w:pPr>
+        <w:pBdr>
+          <w:top w:val="single" w:sz="4" w:space="4" w:color="BFBFBF"/>
+          <w:left w:val="single" w:sz="4" w:space="4" w:color="BFBFBF"/>
+          <w:bottom w:val="single" w:sz="4" w:space="4" w:color="BFBFBF"/>
+          <w:right w:val="single" w:sz="4" w:space="4" w:color="BFBFBF"/>
+        </w:pBdr>
+        <w:shd w:val="clear" w:color="auto" w:fill="F2F2F2"/>
+        <w:spacing w:before="40" w:after="160" w:line="240" w:lineRule="auto"/>
+      </w:pPr>
+    </w:p>
+    <w:p>
+      <w:pPr>
+        <w:pStyle w:val="CSBody"/>
+      </w:pPr>
+      <w:r>
+        <w:rPr>
+          <w:rFonts w:eastAsia="Bahnschrift" w:cs="Bahnschrift"/>
+          <w:b/>
+          <w:bCs/>
+        </w:rPr>
+        <w:t>TERMINAL OUTPUT</w:t>
+      </w:r>
+    </w:p>
+    <w:p>
+      <w:pPr>
+        <w:pBdr>
+          <w:top w:val="single" w:sz="4" w:space="4" w:color="BFBFBF"/>
+          <w:left w:val="single" w:sz="4" w:space="4" w:color="BFBFBF"/>
+          <w:bottom w:val="single" w:sz="4" w:space="4" w:color="BFBFBF"/>
+          <w:right w:val="single" w:sz="4" w:space="4" w:color="BFBFBF"/>
+        </w:pBdr>
+        <w:shd w:val="clear" w:color="auto" w:fill="F2F2F2"/>
+        <w:spacing w:before="40" w:after="160" w:line="240" w:lineRule="auto"/>
+      </w:pPr>
+    </w:p>
+    <w:p>
+      <w:pPr>
+        <w:pStyle w:val="CSHeader"/>
+        <w:spacing w:before="80" w:after="80"/>
+      </w:pPr>
+      <w:r>
+        <w:rPr>
+          <w:rFonts w:ascii="Bahnschrift" w:eastAsia="Bahnschrift" w:hAnsi="Bahnschrift" w:cs="Bahnschrift"/>
+          <w:color w:val="000000"/>
+        </w:rPr>
+        <w:t>SKILL CHECK 8 - YOUR FIRST TOOL</w:t>
+      </w:r>
+    </w:p>
+    <w:p>
+      <w:pPr>
+        <w:spacing w:after="100" w:line="240" w:lineRule="auto"/>
+      </w:pPr>
+      <w:r>
+        <w:rPr>
+          <w:rFonts w:ascii="Bahnschrift" w:eastAsia="Bahnschrift" w:hAnsi="Bahnschrift" w:cs="Bahnschrift"/>
+          <w:color w:val="000000"/>
+        </w:rPr>
+        <w:t>Three questions in, a tidy summary out. Ask for a name, for something they lose time to every week, and for how many minutes a week it costs them.</w:t>
+      </w:r>
+    </w:p>
+    <w:p>
+      <w:pPr>
+        <w:spacing w:after="100" w:line="240" w:lineRule="auto"/>
+      </w:pPr>
+      <w:r>
+        <w:rPr>
+          <w:rFonts w:ascii="Bahnschrift" w:eastAsia="Bahnschrift" w:hAnsi="Bahnschrift" w:cs="Bahnschrift"/>
+          <w:color w:val="000000"/>
+        </w:rPr>
+        <w:t>Turn the minutes into hours per year, then print a summary of three lines: who they are, what the problem is, and what it costs them.</w:t>
+      </w:r>
+    </w:p>
+    <w:p>
+      <w:pPr>
+        <w:spacing w:after="100" w:line="240" w:lineRule="auto"/>
+      </w:pPr>
+      <w:r>
+        <w:rPr>
+          <w:rFonts w:ascii="Bahnschrift" w:eastAsia="Bahnschrift" w:hAnsi="Bahnschrift" w:cs="Bahnschrift"/>
+          <w:color w:val="000000"/>
+        </w:rPr>
+        <w:t>The minutes have to arrive as a number, and the hours have to become text again before they can join a sentence. Both of those are on the slides.</w:t>
+      </w:r>
+    </w:p>
+    <w:p>
+      <w:pPr>
+        <w:pStyle w:val="CSBody"/>
+      </w:pPr>
+      <w:r>
+        <w:rPr>
+          <w:rFonts w:eastAsia="Bahnschrift" w:cs="Bahnschrift"/>
+          <w:b/>
+          <w:bCs/>
+        </w:rPr>
+        <w:t>YOUR CODE</w:t>
+      </w:r>
+    </w:p>
+    <w:p>
+      <w:pPr>
+        <w:pBdr>
+          <w:top w:val="single" w:sz="4" w:space="4" w:color="BFBFBF"/>
+          <w:left w:val="single" w:sz="4" w:space="4" w:color="BFBFBF"/>
+          <w:bottom w:val="single" w:sz="4" w:space="4" w:color="BFBFBF"/>
+          <w:right w:val="single" w:sz="4" w:space="4" w:color="BFBFBF"/>
+        </w:pBdr>
+        <w:shd w:val="clear" w:color="auto" w:fill="F2F2F2"/>
+        <w:spacing w:before="40" w:after="160" w:line="240" w:lineRule="auto"/>
+      </w:pPr>
+    </w:p>
+    <w:p>
+      <w:pPr>
+        <w:pStyle w:val="CSBody"/>
+      </w:pPr>
+      <w:r>
+        <w:rPr>
+          <w:rFonts w:eastAsia="Bahnschrift" w:cs="Bahnschrift"/>
+          <w:b/>
+          <w:bCs/>
+        </w:rPr>
+        <w:t>TERMINAL OUTPUT</w:t>
+      </w:r>
+    </w:p>
+    <w:p>
+      <w:pPr>
+        <w:pBdr>
+          <w:top w:val="single" w:sz="4" w:space="4" w:color="BFBFBF"/>
+          <w:left w:val="single" w:sz="4" w:space="4" w:color="BFBFBF"/>
+          <w:bottom w:val="single" w:sz="4" w:space="4" w:color="BFBFBF"/>
+          <w:right w:val="single" w:sz="4" w:space="4" w:color="BFBFBF"/>
+        </w:pBdr>
+        <w:shd w:val="clear" w:color="auto" w:fill="F2F2F2"/>
+        <w:spacing w:before="40" w:after="160" w:line="240" w:lineRule="auto"/>
+      </w:pPr>
+    </w:p>
+    <w:p>
+      <w:pPr>
+        <w:pStyle w:val="CSHeader"/>
+        <w:spacing w:before="80" w:after="80"/>
+      </w:pPr>
+      <w:r>
+        <w:rPr>
+          <w:rFonts w:ascii="Bahnschrift" w:eastAsia="Bahnschrift" w:hAnsi="Bahnschrift" w:cs="Bahnschrift"/>
+          <w:color w:val="000000"/>
+        </w:rPr>
+        <w:lastRenderedPageBreak/>
+        <w:t>SKILL CHECK 9 - ONE LINE BACK</w:t>
+      </w:r>
+    </w:p>
+    <w:p>
+      <w:pPr>
+        <w:spacing w:after="100" w:line="240" w:lineRule="auto"/>
+      </w:pPr>
+      <w:r>
+        <w:rPr>
+          <w:rFonts w:ascii="Bahnschrift" w:eastAsia="Bahnschrift" w:hAnsi="Bahnschrift" w:cs="Bahnschrift"/>
+          <w:color w:val="000000"/>
+        </w:rPr>
+        <w:t>Which error turned up most today, and what did it turn out to mean? Two sentences, your own words.</w:t>
+      </w:r>
+    </w:p>
+    <w:p>
+      <w:pPr>
+        <w:pStyle w:val="CSBody"/>
+      </w:pPr>
+      <w:r>
+        <w:rPr>
+          <w:rFonts w:eastAsia="Bahnschrift" w:cs="Bahnschrift"/>
+          <w:b/>
+          <w:bCs/>
+        </w:rPr>
+        <w:t>YOUR ANSWER</w:t>
+      </w:r>
+    </w:p>
+    <w:p>
+      <w:pPr>
+        <w:pBdr>
+          <w:top w:val="single" w:sz="4" w:space="4" w:color="BFBFBF"/>
+          <w:left w:val="single" w:sz="4" w:space="4" w:color="BFBFBF"/>
+          <w:bottom w:val="single" w:sz="4" w:space="4" w:color="BFBFBF"/>
+          <w:right w:val="single" w:sz="4" w:space="4" w:color="BFBFBF"/>
+        </w:pBdr>
+        <w:shd w:val="clear" w:color="auto" w:fill="F2F2F2"/>
         <w:spacing w:before="40" w:after="160" w:line="240" w:lineRule="auto"/>
       </w:pPr>
     </w:p>
